--- a/klagomål/Norrbyskogens naturreservat FSC-klagomål.docx
+++ b/klagomål/Norrbyskogens naturreservat FSC-klagomål.docx
@@ -168,7 +168,7 @@
     </w:p>
     <w:p>
       <w:r>
-        <w:t>Detta klagomål behandlar höga naturvärden i avverkningsanmälan Norrbyskogens naturreservat i Haninge kommun som inkom 2026-07-15 och omfattar 85,6 ha.</w:t>
+        <w:t>Detta klagomål behandlar höga naturvärden i avverkningsanmälan Norrbyskogens naturreservat i Haninge kommun som inkom 2026-07-16 och omfattar 85,6 ha.</w:t>
       </w:r>
     </w:p>
     <w:p>
@@ -2436,7 +2436,7 @@
     <w:r>
       <w:tab/>
       <w:tab/>
-      <w:t>2026-07-15</w:t>
+      <w:t>2026-07-16</w:t>
       <w:br/>
       <w:br/>
     </w:r>

--- a/klagomål/Norrbyskogens naturreservat FSC-klagomål.docx
+++ b/klagomål/Norrbyskogens naturreservat FSC-klagomål.docx
@@ -168,7 +168,7 @@
     </w:p>
     <w:p>
       <w:r>
-        <w:t>Detta klagomål behandlar höga naturvärden i avverkningsanmälan Norrbyskogens naturreservat i Haninge kommun som inkom 2026-07-16 och omfattar 85,6 ha.</w:t>
+        <w:t>Detta klagomål behandlar höga naturvärden i avverkningsanmälan Norrbyskogens naturreservat i Haninge kommun som inkom 2026-07-17 och omfattar 85,6 ha.</w:t>
       </w:r>
     </w:p>
     <w:p>
@@ -2436,7 +2436,7 @@
     <w:r>
       <w:tab/>
       <w:tab/>
-      <w:t>2026-07-16</w:t>
+      <w:t>2026-07-17</w:t>
       <w:br/>
       <w:br/>
     </w:r>

--- a/klagomål/Norrbyskogens naturreservat FSC-klagomål.docx
+++ b/klagomål/Norrbyskogens naturreservat FSC-klagomål.docx
@@ -168,7 +168,7 @@
     </w:p>
     <w:p>
       <w:r>
-        <w:t>Detta klagomål behandlar höga naturvärden i avverkningsanmälan Norrbyskogens naturreservat i Haninge kommun som inkom 2026-07-17 och omfattar 85,6 ha.</w:t>
+        <w:t>Detta klagomål behandlar höga naturvärden i avverkningsanmälan Norrbyskogens naturreservat i Haninge kommun som inkom 2026-07-18 och omfattar 85,6 ha.</w:t>
       </w:r>
     </w:p>
     <w:p>
@@ -2436,7 +2436,7 @@
     <w:r>
       <w:tab/>
       <w:tab/>
-      <w:t>2026-07-17</w:t>
+      <w:t>2026-07-18</w:t>
       <w:br/>
       <w:br/>
     </w:r>

--- a/klagomål/Norrbyskogens naturreservat FSC-klagomål.docx
+++ b/klagomål/Norrbyskogens naturreservat FSC-klagomål.docx
@@ -168,7 +168,7 @@
     </w:p>
     <w:p>
       <w:r>
-        <w:t>Detta klagomål behandlar höga naturvärden i avverkningsanmälan Norrbyskogens naturreservat i Haninge kommun som inkom 2026-07-18 och omfattar 85,6 ha.</w:t>
+        <w:t>Detta klagomål behandlar höga naturvärden i avverkningsanmälan Norrbyskogens naturreservat i Haninge kommun som inkom 2026-07-19 och omfattar 85,6 ha.</w:t>
       </w:r>
     </w:p>
     <w:p>
@@ -2436,7 +2436,7 @@
     <w:r>
       <w:tab/>
       <w:tab/>
-      <w:t>2026-07-18</w:t>
+      <w:t>2026-07-19</w:t>
       <w:br/>
       <w:br/>
     </w:r>

--- a/klagomål/Norrbyskogens naturreservat FSC-klagomål.docx
+++ b/klagomål/Norrbyskogens naturreservat FSC-klagomål.docx
@@ -168,7 +168,7 @@
     </w:p>
     <w:p>
       <w:r>
-        <w:t>Detta klagomål behandlar höga naturvärden i avverkningsanmälan Norrbyskogens naturreservat i Haninge kommun som inkom 2026-07-19 och omfattar 85,6 ha.</w:t>
+        <w:t>Detta klagomål behandlar höga naturvärden i avverkningsanmälan Norrbyskogens naturreservat i Haninge kommun som inkom 2026-07-20 och omfattar 85,6 ha.</w:t>
       </w:r>
     </w:p>
     <w:p>
@@ -2436,7 +2436,7 @@
     <w:r>
       <w:tab/>
       <w:tab/>
-      <w:t>2026-07-19</w:t>
+      <w:t>2026-07-20</w:t>
       <w:br/>
       <w:br/>
     </w:r>

--- a/klagomål/Norrbyskogens naturreservat FSC-klagomål.docx
+++ b/klagomål/Norrbyskogens naturreservat FSC-klagomål.docx
@@ -168,7 +168,7 @@
     </w:p>
     <w:p>
       <w:r>
-        <w:t>Detta klagomål behandlar höga naturvärden i avverkningsanmälan Norrbyskogens naturreservat i Haninge kommun som inkom 2026-07-20 och omfattar 85,6 ha.</w:t>
+        <w:t>Detta klagomål behandlar höga naturvärden i avverkningsanmälan Norrbyskogens naturreservat i Haninge kommun som inkom 2026-07-21 och omfattar 85,6 ha.</w:t>
       </w:r>
     </w:p>
     <w:p>
@@ -2436,7 +2436,7 @@
     <w:r>
       <w:tab/>
       <w:tab/>
-      <w:t>2026-07-20</w:t>
+      <w:t>2026-07-21</w:t>
       <w:br/>
       <w:br/>
     </w:r>

--- a/klagomål/Norrbyskogens naturreservat FSC-klagomål.docx
+++ b/klagomål/Norrbyskogens naturreservat FSC-klagomål.docx
@@ -168,7 +168,7 @@
     </w:p>
     <w:p>
       <w:r>
-        <w:t>Detta klagomål behandlar höga naturvärden i avverkningsanmälan Norrbyskogens naturreservat i Haninge kommun som inkom 2026-07-21 och omfattar 85,6 ha.</w:t>
+        <w:t>Detta klagomål behandlar höga naturvärden i avverkningsanmälan Norrbyskogens naturreservat i Haninge kommun som inkom 2026-07-22 och omfattar 85,6 ha.</w:t>
       </w:r>
     </w:p>
     <w:p>
@@ -2436,7 +2436,7 @@
     <w:r>
       <w:tab/>
       <w:tab/>
-      <w:t>2026-07-21</w:t>
+      <w:t>2026-07-22</w:t>
       <w:br/>
       <w:br/>
     </w:r>

--- a/klagomål/Norrbyskogens naturreservat FSC-klagomål.docx
+++ b/klagomål/Norrbyskogens naturreservat FSC-klagomål.docx
@@ -168,7 +168,7 @@
     </w:p>
     <w:p>
       <w:r>
-        <w:t>Detta klagomål behandlar höga naturvärden i avverkningsanmälan Norrbyskogens naturreservat i Haninge kommun som inkom 2026-07-22 och omfattar 85,6 ha.</w:t>
+        <w:t>Detta klagomål behandlar höga naturvärden i avverkningsanmälan Norrbyskogens naturreservat i Haninge kommun som inkom 2026-07-23 och omfattar 85,6 ha.</w:t>
       </w:r>
     </w:p>
     <w:p>
@@ -2436,7 +2436,7 @@
     <w:r>
       <w:tab/>
       <w:tab/>
-      <w:t>2026-07-22</w:t>
+      <w:t>2026-07-23</w:t>
       <w:br/>
       <w:br/>
     </w:r>

--- a/klagomål/Norrbyskogens naturreservat FSC-klagomål.docx
+++ b/klagomål/Norrbyskogens naturreservat FSC-klagomål.docx
@@ -168,7 +168,7 @@
     </w:p>
     <w:p>
       <w:r>
-        <w:t>Detta klagomål behandlar höga naturvärden i avverkningsanmälan Norrbyskogens naturreservat i Haninge kommun som inkom 2026-07-23 och omfattar 85,6 ha.</w:t>
+        <w:t>Detta klagomål behandlar höga naturvärden i avverkningsanmälan Norrbyskogens naturreservat i Haninge kommun som inkom 2026-07-24 och omfattar 85,6 ha.</w:t>
       </w:r>
     </w:p>
     <w:p>
@@ -2436,7 +2436,7 @@
     <w:r>
       <w:tab/>
       <w:tab/>
-      <w:t>2026-07-23</w:t>
+      <w:t>2026-07-24</w:t>
       <w:br/>
       <w:br/>
     </w:r>

--- a/klagomål/Norrbyskogens naturreservat FSC-klagomål.docx
+++ b/klagomål/Norrbyskogens naturreservat FSC-klagomål.docx
@@ -168,7 +168,7 @@
     </w:p>
     <w:p>
       <w:r>
-        <w:t>Detta klagomål behandlar höga naturvärden i avverkningsanmälan Norrbyskogens naturreservat i Haninge kommun som inkom 2026-07-24 och omfattar 85,6 ha.</w:t>
+        <w:t>Detta klagomål behandlar höga naturvärden i avverkningsanmälan Norrbyskogens naturreservat i Haninge kommun som inkom 2026-07-25 och omfattar 85,6 ha.</w:t>
       </w:r>
     </w:p>
     <w:p>
@@ -2436,7 +2436,7 @@
     <w:r>
       <w:tab/>
       <w:tab/>
-      <w:t>2026-07-24</w:t>
+      <w:t>2026-07-25</w:t>
       <w:br/>
       <w:br/>
     </w:r>

--- a/klagomål/Norrbyskogens naturreservat FSC-klagomål.docx
+++ b/klagomål/Norrbyskogens naturreservat FSC-klagomål.docx
@@ -168,7 +168,7 @@
     </w:p>
     <w:p>
       <w:r>
-        <w:t>Detta klagomål behandlar höga naturvärden i avverkningsanmälan Norrbyskogens naturreservat i Haninge kommun som inkom 2026-07-25 och omfattar 85,6 ha.</w:t>
+        <w:t>Detta klagomål behandlar höga naturvärden i avverkningsanmälan Norrbyskogens naturreservat i Haninge kommun som inkom 2026-07-26 och omfattar 85,6 ha.</w:t>
       </w:r>
     </w:p>
     <w:p>
@@ -2436,7 +2436,7 @@
     <w:r>
       <w:tab/>
       <w:tab/>
-      <w:t>2026-07-25</w:t>
+      <w:t>2026-07-26</w:t>
       <w:br/>
       <w:br/>
     </w:r>

--- a/klagomål/Norrbyskogens naturreservat FSC-klagomål.docx
+++ b/klagomål/Norrbyskogens naturreservat FSC-klagomål.docx
@@ -168,7 +168,7 @@
     </w:p>
     <w:p>
       <w:r>
-        <w:t>Detta klagomål behandlar höga naturvärden i avverkningsanmälan Norrbyskogens naturreservat i Haninge kommun som inkom 2026-07-26 och omfattar 85,6 ha.</w:t>
+        <w:t>Detta klagomål behandlar höga naturvärden i avverkningsanmälan Norrbyskogens naturreservat i Haninge kommun som inkom 2026-07-27 och omfattar 85,6 ha.</w:t>
       </w:r>
     </w:p>
     <w:p>
@@ -2436,7 +2436,7 @@
     <w:r>
       <w:tab/>
       <w:tab/>
-      <w:t>2026-07-26</w:t>
+      <w:t>2026-07-27</w:t>
       <w:br/>
       <w:br/>
     </w:r>

--- a/klagomål/Norrbyskogens naturreservat FSC-klagomål.docx
+++ b/klagomål/Norrbyskogens naturreservat FSC-klagomål.docx
@@ -168,7 +168,7 @@
     </w:p>
     <w:p>
       <w:r>
-        <w:t>Detta klagomål behandlar höga naturvärden i avverkningsanmälan Norrbyskogens naturreservat i Haninge kommun som inkom 2026-07-27 och omfattar 85,6 ha.</w:t>
+        <w:t>Detta klagomål behandlar höga naturvärden i avverkningsanmälan Norrbyskogens naturreservat i Haninge kommun som inkom 2026-07-28 och omfattar 85,6 ha.</w:t>
       </w:r>
     </w:p>
     <w:p>
@@ -2436,7 +2436,7 @@
     <w:r>
       <w:tab/>
       <w:tab/>
-      <w:t>2026-07-27</w:t>
+      <w:t>2026-07-28</w:t>
       <w:br/>
       <w:br/>
     </w:r>

--- a/klagomål/Norrbyskogens naturreservat FSC-klagomål.docx
+++ b/klagomål/Norrbyskogens naturreservat FSC-klagomål.docx
@@ -168,7 +168,7 @@
     </w:p>
     <w:p>
       <w:r>
-        <w:t>Detta klagomål behandlar höga naturvärden i avverkningsanmälan Norrbyskogens naturreservat i Haninge kommun som inkom 2026-07-28 och omfattar 85,6 ha.</w:t>
+        <w:t>Detta klagomål behandlar höga naturvärden i avverkningsanmälan Norrbyskogens naturreservat i Haninge kommun som inkom 2026-07-29 och omfattar 85,6 ha.</w:t>
       </w:r>
     </w:p>
     <w:p>
@@ -2436,7 +2436,7 @@
     <w:r>
       <w:tab/>
       <w:tab/>
-      <w:t>2026-07-28</w:t>
+      <w:t>2026-07-29</w:t>
       <w:br/>
       <w:br/>
     </w:r>

--- a/klagomål/Norrbyskogens naturreservat FSC-klagomål.docx
+++ b/klagomål/Norrbyskogens naturreservat FSC-klagomål.docx
@@ -168,7 +168,7 @@
     </w:p>
     <w:p>
       <w:r>
-        <w:t>Detta klagomål behandlar höga naturvärden i avverkningsanmälan Norrbyskogens naturreservat i Haninge kommun som inkom 2026-07-29 och omfattar 85,6 ha.</w:t>
+        <w:t>Detta klagomål behandlar höga naturvärden i avverkningsanmälan Norrbyskogens naturreservat i Haninge kommun som inkom 2026-07-30 och omfattar 85,6 ha.</w:t>
       </w:r>
     </w:p>
     <w:p>
@@ -2436,7 +2436,7 @@
     <w:r>
       <w:tab/>
       <w:tab/>
-      <w:t>2026-07-29</w:t>
+      <w:t>2026-07-30</w:t>
       <w:br/>
       <w:br/>
     </w:r>

--- a/klagomål/Norrbyskogens naturreservat FSC-klagomål.docx
+++ b/klagomål/Norrbyskogens naturreservat FSC-klagomål.docx
@@ -168,7 +168,7 @@
     </w:p>
     <w:p>
       <w:r>
-        <w:t>Detta klagomål behandlar höga naturvärden i avverkningsanmälan Norrbyskogens naturreservat i Haninge kommun som inkom 2026-07-30 och omfattar 85,6 ha.</w:t>
+        <w:t>Detta klagomål behandlar höga naturvärden i avverkningsanmälan Norrbyskogens naturreservat i Haninge kommun som inkom 2026-07-31 och omfattar 85,6 ha.</w:t>
       </w:r>
     </w:p>
     <w:p>
@@ -2436,7 +2436,7 @@
     <w:r>
       <w:tab/>
       <w:tab/>
-      <w:t>2026-07-30</w:t>
+      <w:t>2026-07-31</w:t>
       <w:br/>
       <w:br/>
     </w:r>

--- a/klagomål/Norrbyskogens naturreservat FSC-klagomål.docx
+++ b/klagomål/Norrbyskogens naturreservat FSC-klagomål.docx
@@ -168,7 +168,7 @@
     </w:p>
     <w:p>
       <w:r>
-        <w:t>Detta klagomål behandlar höga naturvärden i avverkningsanmälan Norrbyskogens naturreservat i Haninge kommun som inkom 2026-07-31 och omfattar 85,6 ha.</w:t>
+        <w:t>Detta klagomål behandlar höga naturvärden i avverkningsanmälan Norrbyskogens naturreservat i Haninge kommun som inkom 2026-08-01 och omfattar 85,6 ha.</w:t>
       </w:r>
     </w:p>
     <w:p>
@@ -2436,7 +2436,7 @@
     <w:r>
       <w:tab/>
       <w:tab/>
-      <w:t>2026-07-31</w:t>
+      <w:t>2026-08-01</w:t>
       <w:br/>
       <w:br/>
     </w:r>

--- a/klagomål/Norrbyskogens naturreservat FSC-klagomål.docx
+++ b/klagomål/Norrbyskogens naturreservat FSC-klagomål.docx
@@ -168,7 +168,7 @@
     </w:p>
     <w:p>
       <w:r>
-        <w:t>Detta klagomål behandlar höga naturvärden i avverkningsanmälan Norrbyskogens naturreservat i Haninge kommun som inkom 2026-08-01 och omfattar 85,6 ha.</w:t>
+        <w:t>Detta klagomål behandlar höga naturvärden i avverkningsanmälan Norrbyskogens naturreservat i Haninge kommun som inkom 2026-08-02 och omfattar 85,6 ha.</w:t>
       </w:r>
     </w:p>
     <w:p>
@@ -2436,7 +2436,7 @@
     <w:r>
       <w:tab/>
       <w:tab/>
-      <w:t>2026-08-01</w:t>
+      <w:t>2026-08-02</w:t>
       <w:br/>
       <w:br/>
     </w:r>

--- a/klagomål/Norrbyskogens naturreservat FSC-klagomål.docx
+++ b/klagomål/Norrbyskogens naturreservat FSC-klagomål.docx
@@ -168,7 +168,7 @@
     </w:p>
     <w:p>
       <w:r>
-        <w:t>Detta klagomål behandlar höga naturvärden i avverkningsanmälan Norrbyskogens naturreservat i Haninge kommun som inkom 2026-08-02 och omfattar 85,6 ha.</w:t>
+        <w:t>Detta klagomål behandlar höga naturvärden i avverkningsanmälan Norrbyskogens naturreservat i Haninge kommun som inkom 2026-08-03 och omfattar 85,6 ha.</w:t>
       </w:r>
     </w:p>
     <w:p>
@@ -2436,7 +2436,7 @@
     <w:r>
       <w:tab/>
       <w:tab/>
-      <w:t>2026-08-02</w:t>
+      <w:t>2026-08-03</w:t>
       <w:br/>
       <w:br/>
     </w:r>

--- a/klagomål/Norrbyskogens naturreservat FSC-klagomål.docx
+++ b/klagomål/Norrbyskogens naturreservat FSC-klagomål.docx
@@ -168,7 +168,7 @@
     </w:p>
     <w:p>
       <w:r>
-        <w:t>Detta klagomål behandlar höga naturvärden i avverkningsanmälan Norrbyskogens naturreservat i Haninge kommun som inkom 2026-08-03 och omfattar 85,6 ha.</w:t>
+        <w:t>Detta klagomål behandlar höga naturvärden i avverkningsanmälan Norrbyskogens naturreservat i Haninge kommun som inkom 2026-08-06 och omfattar 85,6 ha.</w:t>
       </w:r>
     </w:p>
     <w:p>
@@ -2436,7 +2436,7 @@
     <w:r>
       <w:tab/>
       <w:tab/>
-      <w:t>2026-08-03</w:t>
+      <w:t>2026-08-06</w:t>
       <w:br/>
       <w:br/>
     </w:r>

--- a/klagomål/Norrbyskogens naturreservat FSC-klagomål.docx
+++ b/klagomål/Norrbyskogens naturreservat FSC-klagomål.docx
@@ -168,7 +168,7 @@
     </w:p>
     <w:p>
       <w:r>
-        <w:t>Detta klagomål behandlar höga naturvärden i avverkningsanmälan Norrbyskogens naturreservat i Haninge kommun som inkom 2026-08-06 och omfattar 85,6 ha.</w:t>
+        <w:t>Detta klagomål behandlar höga naturvärden i avverkningsanmälan Norrbyskogens naturreservat i Haninge kommun som inkom 2026-08-07 och omfattar 85,6 ha.</w:t>
       </w:r>
     </w:p>
     <w:p>
@@ -2436,7 +2436,7 @@
     <w:r>
       <w:tab/>
       <w:tab/>
-      <w:t>2026-08-06</w:t>
+      <w:t>2026-08-07</w:t>
       <w:br/>
       <w:br/>
     </w:r>

--- a/klagomål/Norrbyskogens naturreservat FSC-klagomål.docx
+++ b/klagomål/Norrbyskogens naturreservat FSC-klagomål.docx
@@ -168,7 +168,7 @@
     </w:p>
     <w:p>
       <w:r>
-        <w:t>Detta klagomål behandlar höga naturvärden i avverkningsanmälan Norrbyskogens naturreservat i Haninge kommun som inkom 2026-08-07 och omfattar 85,6 ha.</w:t>
+        <w:t>Detta klagomål behandlar höga naturvärden i avverkningsanmälan Norrbyskogens naturreservat i Haninge kommun som inkom 2026-08-08 och omfattar 85,6 ha.</w:t>
       </w:r>
     </w:p>
     <w:p>
@@ -2436,7 +2436,7 @@
     <w:r>
       <w:tab/>
       <w:tab/>
-      <w:t>2026-08-07</w:t>
+      <w:t>2026-08-08</w:t>
       <w:br/>
       <w:br/>
     </w:r>

--- a/klagomål/Norrbyskogens naturreservat FSC-klagomål.docx
+++ b/klagomål/Norrbyskogens naturreservat FSC-klagomål.docx
@@ -168,7 +168,7 @@
     </w:p>
     <w:p>
       <w:r>
-        <w:t>Detta klagomål behandlar höga naturvärden i avverkningsanmälan Norrbyskogens naturreservat i Haninge kommun som inkom 2026-08-08 och omfattar 85,6 ha.</w:t>
+        <w:t>Detta klagomål behandlar höga naturvärden i avverkningsanmälan Norrbyskogens naturreservat i Haninge kommun som inkom 2026-08-09 och omfattar 85,6 ha.</w:t>
       </w:r>
     </w:p>
     <w:p>
@@ -2436,7 +2436,7 @@
     <w:r>
       <w:tab/>
       <w:tab/>
-      <w:t>2026-08-08</w:t>
+      <w:t>2026-08-09</w:t>
       <w:br/>
       <w:br/>
     </w:r>

--- a/klagomål/Norrbyskogens naturreservat FSC-klagomål.docx
+++ b/klagomål/Norrbyskogens naturreservat FSC-klagomål.docx
@@ -168,7 +168,7 @@
     </w:p>
     <w:p>
       <w:r>
-        <w:t>Detta klagomål behandlar höga naturvärden i avverkningsanmälan Norrbyskogens naturreservat i Haninge kommun som inkom 2026-08-09 och omfattar 85,6 ha.</w:t>
+        <w:t>Detta klagomål behandlar höga naturvärden i avverkningsanmälan Norrbyskogens naturreservat i Haninge kommun som inkom 2026-08-10 och omfattar 85,6 ha.</w:t>
       </w:r>
     </w:p>
     <w:p>
@@ -2436,7 +2436,7 @@
     <w:r>
       <w:tab/>
       <w:tab/>
-      <w:t>2026-08-09</w:t>
+      <w:t>2026-08-10</w:t>
       <w:br/>
       <w:br/>
     </w:r>

--- a/klagomål/Norrbyskogens naturreservat FSC-klagomål.docx
+++ b/klagomål/Norrbyskogens naturreservat FSC-klagomål.docx
@@ -168,7 +168,7 @@
     </w:p>
     <w:p>
       <w:r>
-        <w:t>Detta klagomål behandlar höga naturvärden i avverkningsanmälan Norrbyskogens naturreservat i Haninge kommun som inkom 2026-08-10 och omfattar 85,6 ha.</w:t>
+        <w:t>Detta klagomål behandlar höga naturvärden i avverkningsanmälan Norrbyskogens naturreservat i Haninge kommun som inkom 2026-08-11 och omfattar 85,6 ha.</w:t>
       </w:r>
     </w:p>
     <w:p>
@@ -2436,7 +2436,7 @@
     <w:r>
       <w:tab/>
       <w:tab/>
-      <w:t>2026-08-10</w:t>
+      <w:t>2026-08-11</w:t>
       <w:br/>
       <w:br/>
     </w:r>

--- a/klagomål/Norrbyskogens naturreservat FSC-klagomål.docx
+++ b/klagomål/Norrbyskogens naturreservat FSC-klagomål.docx
@@ -168,7 +168,7 @@
     </w:p>
     <w:p>
       <w:r>
-        <w:t>Detta klagomål behandlar höga naturvärden i avverkningsanmälan Norrbyskogens naturreservat i Haninge kommun som inkom 2026-08-11 och omfattar 85,6 ha.</w:t>
+        <w:t>Detta klagomål behandlar höga naturvärden i avverkningsanmälan Norrbyskogens naturreservat i Haninge kommun som inkom 2026-08-12 och omfattar 85,6 ha.</w:t>
       </w:r>
     </w:p>
     <w:p>
@@ -2436,7 +2436,7 @@
     <w:r>
       <w:tab/>
       <w:tab/>
-      <w:t>2026-08-11</w:t>
+      <w:t>2026-08-12</w:t>
       <w:br/>
       <w:br/>
     </w:r>

--- a/klagomål/Norrbyskogens naturreservat FSC-klagomål.docx
+++ b/klagomål/Norrbyskogens naturreservat FSC-klagomål.docx
@@ -168,7 +168,7 @@
     </w:p>
     <w:p>
       <w:r>
-        <w:t>Detta klagomål behandlar höga naturvärden i avverkningsanmälan Norrbyskogens naturreservat i Haninge kommun som inkom 2026-08-12 och omfattar 85,6 ha.</w:t>
+        <w:t>Detta klagomål behandlar höga naturvärden i avverkningsanmälan Norrbyskogens naturreservat i Haninge kommun som inkom 2026-08-13 och omfattar 85,6 ha.</w:t>
       </w:r>
     </w:p>
     <w:p>
@@ -2436,7 +2436,7 @@
     <w:r>
       <w:tab/>
       <w:tab/>
-      <w:t>2026-08-12</w:t>
+      <w:t>2026-08-13</w:t>
       <w:br/>
       <w:br/>
     </w:r>

--- a/klagomål/Norrbyskogens naturreservat FSC-klagomål.docx
+++ b/klagomål/Norrbyskogens naturreservat FSC-klagomål.docx
@@ -168,7 +168,7 @@
     </w:p>
     <w:p>
       <w:r>
-        <w:t>Detta klagomål behandlar höga naturvärden i avverkningsanmälan Norrbyskogens naturreservat i Haninge kommun som inkom 2026-08-13 och omfattar 85,6 ha.</w:t>
+        <w:t>Detta klagomål behandlar höga naturvärden i avverkningsanmälan Norrbyskogens naturreservat i Haninge kommun som inkom 2026-08-14 och omfattar 85,6 ha.</w:t>
       </w:r>
     </w:p>
     <w:p>
@@ -2436,7 +2436,7 @@
     <w:r>
       <w:tab/>
       <w:tab/>
-      <w:t>2026-08-13</w:t>
+      <w:t>2026-08-14</w:t>
       <w:br/>
       <w:br/>
     </w:r>

--- a/klagomål/Norrbyskogens naturreservat FSC-klagomål.docx
+++ b/klagomål/Norrbyskogens naturreservat FSC-klagomål.docx
@@ -168,7 +168,7 @@
     </w:p>
     <w:p>
       <w:r>
-        <w:t>Detta klagomål behandlar höga naturvärden i avverkningsanmälan Norrbyskogens naturreservat i Haninge kommun som inkom 2026-08-14 och omfattar 85,6 ha.</w:t>
+        <w:t>Detta klagomål behandlar höga naturvärden i avverkningsanmälan Norrbyskogens naturreservat i Haninge kommun som inkom 2026-08-15 och omfattar 85,6 ha.</w:t>
       </w:r>
     </w:p>
     <w:p>
@@ -216,7 +216,7 @@
         <w:spacing w:after="240"/>
       </w:pPr>
       <w:r>
-        <w:t>Figur 1. Fyndplatser för naturvårdsarter i och inom 6 meter från avverkningsanmälan. Markörer utan svart kant är placerade på fyndplatsen. Markörer med svart kant är placerade vid sidan av fyndplatsen har ett svart streck som visar fyndplatsens exakta position. Kartans mittpunktskoordinat är N 6566027, E 681114 i SWEREF 99 TM.</w:t>
+        <w:t>Figur 1. Fyndplatser för naturvårdsarter i och inom 6 meter från avverkningsanmälan. Markörer utan svart kant är placerade på fyndplatsen. Markörer med svart kant är placerade vid sidan av fyndplatsen och har ett svart streck som visar fyndplatsens exakta position. Kartans mittpunktskoordinat är N 6566027, E 681114 i SWEREF 99 TM.</w:t>
       </w:r>
     </w:p>
     <w:p>
@@ -2436,7 +2436,7 @@
     <w:r>
       <w:tab/>
       <w:tab/>
-      <w:t>2026-08-14</w:t>
+      <w:t>2026-08-15</w:t>
       <w:br/>
       <w:br/>
     </w:r>

--- a/klagomål/Norrbyskogens naturreservat FSC-klagomål.docx
+++ b/klagomål/Norrbyskogens naturreservat FSC-klagomål.docx
@@ -168,7 +168,7 @@
     </w:p>
     <w:p>
       <w:r>
-        <w:t>Detta klagomål behandlar höga naturvärden i avverkningsanmälan Norrbyskogens naturreservat i Haninge kommun som inkom 2026-08-15 och omfattar 85,6 ha.</w:t>
+        <w:t>Detta klagomål behandlar höga naturvärden i avverkningsanmälan Norrbyskogens naturreservat i Haninge kommun som inkom 2026-08-16 och omfattar 85,6 ha.</w:t>
       </w:r>
     </w:p>
     <w:p>
@@ -2436,7 +2436,7 @@
     <w:r>
       <w:tab/>
       <w:tab/>
-      <w:t>2026-08-15</w:t>
+      <w:t>2026-08-16</w:t>
       <w:br/>
       <w:br/>
     </w:r>

--- a/klagomål/Norrbyskogens naturreservat FSC-klagomål.docx
+++ b/klagomål/Norrbyskogens naturreservat FSC-klagomål.docx
@@ -168,7 +168,7 @@
     </w:p>
     <w:p>
       <w:r>
-        <w:t>Detta klagomål behandlar höga naturvärden i avverkningsanmälan Norrbyskogens naturreservat i Haninge kommun som inkom 2026-08-16 och omfattar 85,6 ha.</w:t>
+        <w:t>Detta klagomål behandlar höga naturvärden i avverkningsanmälan Norrbyskogens naturreservat i Haninge kommun som inkom 2026-08-17 och omfattar 85,6 ha.</w:t>
       </w:r>
     </w:p>
     <w:p>
@@ -2436,7 +2436,7 @@
     <w:r>
       <w:tab/>
       <w:tab/>
-      <w:t>2026-08-16</w:t>
+      <w:t>2026-08-17</w:t>
       <w:br/>
       <w:br/>
     </w:r>

--- a/klagomål/Norrbyskogens naturreservat FSC-klagomål.docx
+++ b/klagomål/Norrbyskogens naturreservat FSC-klagomål.docx
@@ -168,7 +168,7 @@
     </w:p>
     <w:p>
       <w:r>
-        <w:t>Detta klagomål behandlar höga naturvärden i avverkningsanmälan Norrbyskogens naturreservat i Haninge kommun som inkom 2026-08-17 och omfattar 85,6 ha.</w:t>
+        <w:t>Detta klagomål behandlar höga naturvärden i avverkningsanmälan Norrbyskogens naturreservat i Haninge kommun som inkom 2026-08-18 och omfattar 85,6 ha.</w:t>
       </w:r>
     </w:p>
     <w:p>
@@ -2436,7 +2436,7 @@
     <w:r>
       <w:tab/>
       <w:tab/>
-      <w:t>2026-08-17</w:t>
+      <w:t>2026-08-18</w:t>
       <w:br/>
       <w:br/>
     </w:r>

--- a/klagomål/Norrbyskogens naturreservat FSC-klagomål.docx
+++ b/klagomål/Norrbyskogens naturreservat FSC-klagomål.docx
@@ -168,7 +168,7 @@
     </w:p>
     <w:p>
       <w:r>
-        <w:t>Detta klagomål behandlar höga naturvärden i avverkningsanmälan Norrbyskogens naturreservat i Haninge kommun som inkom 2026-08-18 och omfattar 85,6 ha.</w:t>
+        <w:t>Detta klagomål behandlar höga naturvärden i avverkningsanmälan Norrbyskogens naturreservat i Haninge kommun som inkom 2026-08-19 och omfattar 85,6 ha.</w:t>
       </w:r>
     </w:p>
     <w:p>
@@ -2436,7 +2436,7 @@
     <w:r>
       <w:tab/>
       <w:tab/>
-      <w:t>2026-08-18</w:t>
+      <w:t>2026-08-19</w:t>
       <w:br/>
       <w:br/>
     </w:r>

--- a/klagomål/Norrbyskogens naturreservat FSC-klagomål.docx
+++ b/klagomål/Norrbyskogens naturreservat FSC-klagomål.docx
@@ -168,7 +168,7 @@
     </w:p>
     <w:p>
       <w:r>
-        <w:t>Detta klagomål behandlar höga naturvärden i avverkningsanmälan Norrbyskogens naturreservat i Haninge kommun som inkom 2026-08-19 och omfattar 85,6 ha.</w:t>
+        <w:t>Detta klagomål behandlar höga naturvärden i avverkningsanmälan Norrbyskogens naturreservat i Haninge kommun som inkom 2026-08-20 och omfattar 85,6 ha.</w:t>
       </w:r>
     </w:p>
     <w:p>
@@ -2436,7 +2436,7 @@
     <w:r>
       <w:tab/>
       <w:tab/>
-      <w:t>2026-08-19</w:t>
+      <w:t>2026-08-20</w:t>
       <w:br/>
       <w:br/>
     </w:r>

--- a/klagomål/Norrbyskogens naturreservat FSC-klagomål.docx
+++ b/klagomål/Norrbyskogens naturreservat FSC-klagomål.docx
@@ -168,7 +168,7 @@
     </w:p>
     <w:p>
       <w:r>
-        <w:t>Detta klagomål behandlar höga naturvärden i avverkningsanmälan Norrbyskogens naturreservat i Haninge kommun som inkom 2026-08-20 och omfattar 85,6 ha.</w:t>
+        <w:t>Detta klagomål behandlar höga naturvärden i avverkningsanmälan Norrbyskogens naturreservat i Haninge kommun som inkom 2026-08-21 och omfattar 85,6 ha.</w:t>
       </w:r>
     </w:p>
     <w:p>
@@ -2436,7 +2436,7 @@
     <w:r>
       <w:tab/>
       <w:tab/>
-      <w:t>2026-08-20</w:t>
+      <w:t>2026-08-21</w:t>
       <w:br/>
       <w:br/>
     </w:r>

--- a/klagomål/Norrbyskogens naturreservat FSC-klagomål.docx
+++ b/klagomål/Norrbyskogens naturreservat FSC-klagomål.docx
@@ -168,7 +168,7 @@
     </w:p>
     <w:p>
       <w:r>
-        <w:t>Detta klagomål behandlar höga naturvärden i avverkningsanmälan Norrbyskogens naturreservat i Haninge kommun som inkom 2026-08-21 och omfattar 85,6 ha.</w:t>
+        <w:t>Detta klagomål behandlar höga naturvärden i avverkningsanmälan Norrbyskogens naturreservat i Haninge kommun som inkom 2026-08-22 och omfattar 85,6 ha.</w:t>
       </w:r>
     </w:p>
     <w:p>
@@ -2436,7 +2436,7 @@
     <w:r>
       <w:tab/>
       <w:tab/>
-      <w:t>2026-08-21</w:t>
+      <w:t>2026-08-22</w:t>
       <w:br/>
       <w:br/>
     </w:r>

--- a/klagomål/Norrbyskogens naturreservat FSC-klagomål.docx
+++ b/klagomål/Norrbyskogens naturreservat FSC-klagomål.docx
@@ -168,7 +168,7 @@
     </w:p>
     <w:p>
       <w:r>
-        <w:t>Detta klagomål behandlar höga naturvärden i avverkningsanmälan Norrbyskogens naturreservat i Haninge kommun som inkom 2026-08-22 och omfattar 85,6 ha.</w:t>
+        <w:t>Detta klagomål behandlar höga naturvärden i avverkningsanmälan Norrbyskogens naturreservat i Haninge kommun som inkom 2026-08-23 och omfattar 85,6 ha.</w:t>
       </w:r>
     </w:p>
     <w:p>
@@ -2436,7 +2436,7 @@
     <w:r>
       <w:tab/>
       <w:tab/>
-      <w:t>2026-08-22</w:t>
+      <w:t>2026-08-23</w:t>
       <w:br/>
       <w:br/>
     </w:r>

--- a/klagomål/Norrbyskogens naturreservat FSC-klagomål.docx
+++ b/klagomål/Norrbyskogens naturreservat FSC-klagomål.docx
@@ -168,7 +168,7 @@
     </w:p>
     <w:p>
       <w:r>
-        <w:t>Detta klagomål behandlar höga naturvärden i avverkningsanmälan Norrbyskogens naturreservat i Haninge kommun som inkom 2026-08-23 och omfattar 85,6 ha.</w:t>
+        <w:t>Detta klagomål behandlar höga naturvärden i avverkningsanmälan Norrbyskogens naturreservat i Haninge kommun som inkom 2026-08-24 och omfattar 85,6 ha.</w:t>
       </w:r>
     </w:p>
     <w:p>
@@ -2436,7 +2436,7 @@
     <w:r>
       <w:tab/>
       <w:tab/>
-      <w:t>2026-08-23</w:t>
+      <w:t>2026-08-24</w:t>
       <w:br/>
       <w:br/>
     </w:r>

--- a/klagomål/Norrbyskogens naturreservat FSC-klagomål.docx
+++ b/klagomål/Norrbyskogens naturreservat FSC-klagomål.docx
@@ -168,7 +168,7 @@
     </w:p>
     <w:p>
       <w:r>
-        <w:t>Detta klagomål behandlar höga naturvärden i avverkningsanmälan Norrbyskogens naturreservat i Haninge kommun som inkom 2026-08-24 och omfattar 85,6 ha.</w:t>
+        <w:t>Detta klagomål behandlar höga naturvärden i avverkningsanmälan Norrbyskogens naturreservat i Haninge kommun som inkom 2026-08-25 och omfattar 85,6 ha.</w:t>
       </w:r>
     </w:p>
     <w:p>
@@ -2436,7 +2436,7 @@
     <w:r>
       <w:tab/>
       <w:tab/>
-      <w:t>2026-08-24</w:t>
+      <w:t>2026-08-25</w:t>
       <w:br/>
       <w:br/>
     </w:r>

--- a/klagomål/Norrbyskogens naturreservat FSC-klagomål.docx
+++ b/klagomål/Norrbyskogens naturreservat FSC-klagomål.docx
@@ -168,7 +168,7 @@
     </w:p>
     <w:p>
       <w:r>
-        <w:t>Detta klagomål behandlar höga naturvärden i avverkningsanmälan Norrbyskogens naturreservat i Haninge kommun som inkom 2026-08-25 och omfattar 85,6 ha.</w:t>
+        <w:t>Detta klagomål behandlar höga naturvärden i avverkningsanmälan Norrbyskogens naturreservat i Haninge kommun som inkom 2026-08-26 och omfattar 85,6 ha.</w:t>
       </w:r>
     </w:p>
     <w:p>
@@ -2436,7 +2436,7 @@
     <w:r>
       <w:tab/>
       <w:tab/>
-      <w:t>2026-08-25</w:t>
+      <w:t>2026-08-26</w:t>
       <w:br/>
       <w:br/>
     </w:r>

--- a/klagomål/Norrbyskogens naturreservat FSC-klagomål.docx
+++ b/klagomål/Norrbyskogens naturreservat FSC-klagomål.docx
@@ -168,7 +168,7 @@
     </w:p>
     <w:p>
       <w:r>
-        <w:t>Detta klagomål behandlar höga naturvärden i avverkningsanmälan Norrbyskogens naturreservat i Haninge kommun som inkom 2026-08-26 och omfattar 85,6 ha.</w:t>
+        <w:t>Detta klagomål behandlar höga naturvärden i avverkningsanmälan Norrbyskogens naturreservat i Haninge kommun som inkom 2026-08-27 och omfattar 85,6 ha.</w:t>
       </w:r>
     </w:p>
     <w:p>
@@ -2436,7 +2436,7 @@
     <w:r>
       <w:tab/>
       <w:tab/>
-      <w:t>2026-08-26</w:t>
+      <w:t>2026-08-27</w:t>
       <w:br/>
       <w:br/>
     </w:r>

--- a/klagomål/Norrbyskogens naturreservat FSC-klagomål.docx
+++ b/klagomål/Norrbyskogens naturreservat FSC-klagomål.docx
@@ -168,7 +168,7 @@
     </w:p>
     <w:p>
       <w:r>
-        <w:t>Detta klagomål behandlar höga naturvärden i avverkningsanmälan Norrbyskogens naturreservat i Haninge kommun som inkom 2026-08-27 och omfattar 85,6 ha.</w:t>
+        <w:t>Detta klagomål behandlar höga naturvärden i avverkningsanmälan Norrbyskogens naturreservat i Haninge kommun som inkom 2026-08-28 och omfattar 85,6 ha.</w:t>
       </w:r>
     </w:p>
     <w:p>
@@ -2436,7 +2436,7 @@
     <w:r>
       <w:tab/>
       <w:tab/>
-      <w:t>2026-08-27</w:t>
+      <w:t>2026-08-28</w:t>
       <w:br/>
       <w:br/>
     </w:r>

--- a/klagomål/Norrbyskogens naturreservat FSC-klagomål.docx
+++ b/klagomål/Norrbyskogens naturreservat FSC-klagomål.docx
@@ -168,7 +168,7 @@
     </w:p>
     <w:p>
       <w:r>
-        <w:t>Detta klagomål behandlar höga naturvärden i avverkningsanmälan Norrbyskogens naturreservat i Haninge kommun som inkom 2026-08-28 och omfattar 85,6 ha.</w:t>
+        <w:t>Detta klagomål behandlar höga naturvärden i avverkningsanmälan Norrbyskogens naturreservat i Haninge kommun som inkom 2026-08-29 och omfattar 85,6 ha.</w:t>
       </w:r>
     </w:p>
     <w:p>
@@ -2436,7 +2436,7 @@
     <w:r>
       <w:tab/>
       <w:tab/>
-      <w:t>2026-08-28</w:t>
+      <w:t>2026-08-29</w:t>
       <w:br/>
       <w:br/>
     </w:r>

--- a/klagomål/Norrbyskogens naturreservat FSC-klagomål.docx
+++ b/klagomål/Norrbyskogens naturreservat FSC-klagomål.docx
@@ -168,7 +168,7 @@
     </w:p>
     <w:p>
       <w:r>
-        <w:t>Detta klagomål behandlar höga naturvärden i avverkningsanmälan Norrbyskogens naturreservat i Haninge kommun som inkom 2026-08-29 och omfattar 85,6 ha.</w:t>
+        <w:t>Detta klagomål behandlar höga naturvärden i avverkningsanmälan Norrbyskogens naturreservat i Haninge kommun som inkom 2026-08-31 och omfattar 85,6 ha.</w:t>
       </w:r>
     </w:p>
     <w:p>
@@ -2436,7 +2436,7 @@
     <w:r>
       <w:tab/>
       <w:tab/>
-      <w:t>2026-08-29</w:t>
+      <w:t>2026-08-31</w:t>
       <w:br/>
       <w:br/>
     </w:r>

--- a/klagomål/Norrbyskogens naturreservat FSC-klagomål.docx
+++ b/klagomål/Norrbyskogens naturreservat FSC-klagomål.docx
@@ -168,7 +168,7 @@
     </w:p>
     <w:p>
       <w:r>
-        <w:t>Detta klagomål behandlar höga naturvärden i avverkningsanmälan Norrbyskogens naturreservat i Haninge kommun som inkom 2026-08-31 och omfattar 85,6 ha.</w:t>
+        <w:t>Detta klagomål behandlar höga naturvärden i avverkningsanmälan Norrbyskogens naturreservat i Haninge kommun som inkom 2026-09-01 och omfattar 85,6 ha.</w:t>
       </w:r>
     </w:p>
     <w:p>
@@ -2436,7 +2436,7 @@
     <w:r>
       <w:tab/>
       <w:tab/>
-      <w:t>2026-08-31</w:t>
+      <w:t>2026-09-01</w:t>
       <w:br/>
       <w:br/>
     </w:r>

--- a/klagomål/Norrbyskogens naturreservat FSC-klagomål.docx
+++ b/klagomål/Norrbyskogens naturreservat FSC-klagomål.docx
@@ -168,7 +168,7 @@
     </w:p>
     <w:p>
       <w:r>
-        <w:t>Detta klagomål behandlar höga naturvärden i avverkningsanmälan Norrbyskogens naturreservat i Haninge kommun som inkom 2026-09-01 och omfattar 85,6 ha.</w:t>
+        <w:t>Detta klagomål behandlar höga naturvärden i avverkningsanmälan Norrbyskogens naturreservat i Haninge kommun som inkom 2026-09-02 och omfattar 85,6 ha.</w:t>
       </w:r>
     </w:p>
     <w:p>
@@ -2436,7 +2436,7 @@
     <w:r>
       <w:tab/>
       <w:tab/>
-      <w:t>2026-09-01</w:t>
+      <w:t>2026-09-02</w:t>
       <w:br/>
       <w:br/>
     </w:r>

--- a/klagomål/Norrbyskogens naturreservat FSC-klagomål.docx
+++ b/klagomål/Norrbyskogens naturreservat FSC-klagomål.docx
@@ -168,7 +168,7 @@
     </w:p>
     <w:p>
       <w:r>
-        <w:t>Detta klagomål behandlar höga naturvärden i avverkningsanmälan Norrbyskogens naturreservat i Haninge kommun som inkom 2026-09-02 och omfattar 85,6 ha.</w:t>
+        <w:t>Detta klagomål behandlar höga naturvärden i avverkningsanmälan Norrbyskogens naturreservat i Haninge kommun som inkom 2026-09-03 och omfattar 85,6 ha.</w:t>
       </w:r>
     </w:p>
     <w:p>
@@ -2436,7 +2436,7 @@
     <w:r>
       <w:tab/>
       <w:tab/>
-      <w:t>2026-09-02</w:t>
+      <w:t>2026-09-03</w:t>
       <w:br/>
       <w:br/>
     </w:r>

--- a/klagomål/Norrbyskogens naturreservat FSC-klagomål.docx
+++ b/klagomål/Norrbyskogens naturreservat FSC-klagomål.docx
@@ -168,7 +168,7 @@
     </w:p>
     <w:p>
       <w:r>
-        <w:t>Detta klagomål behandlar höga naturvärden i avverkningsanmälan Norrbyskogens naturreservat i Haninge kommun som inkom 2026-09-03 och omfattar 85,6 ha.</w:t>
+        <w:t>Detta klagomål behandlar höga naturvärden i avverkningsanmälan Norrbyskogens naturreservat i Haninge kommun som inkom 2026-09-04 och omfattar 85,6 ha.</w:t>
       </w:r>
     </w:p>
     <w:p>
@@ -2436,7 +2436,7 @@
     <w:r>
       <w:tab/>
       <w:tab/>
-      <w:t>2026-09-03</w:t>
+      <w:t>2026-09-04</w:t>
       <w:br/>
       <w:br/>
     </w:r>

--- a/klagomål/Norrbyskogens naturreservat FSC-klagomål.docx
+++ b/klagomål/Norrbyskogens naturreservat FSC-klagomål.docx
@@ -168,7 +168,7 @@
     </w:p>
     <w:p>
       <w:r>
-        <w:t>Detta klagomål behandlar höga naturvärden i avverkningsanmälan Norrbyskogens naturreservat i Haninge kommun som inkom 2026-09-04 och omfattar 85,6 ha.</w:t>
+        <w:t>Detta klagomål behandlar höga naturvärden i avverkningsanmälan Norrbyskogens naturreservat i Haninge kommun som inkom 2026-09-05 och omfattar 85,6 ha.</w:t>
       </w:r>
     </w:p>
     <w:p>
@@ -2436,7 +2436,7 @@
     <w:r>
       <w:tab/>
       <w:tab/>
-      <w:t>2026-09-04</w:t>
+      <w:t>2026-09-05</w:t>
       <w:br/>
       <w:br/>
     </w:r>

--- a/klagomål/Norrbyskogens naturreservat FSC-klagomål.docx
+++ b/klagomål/Norrbyskogens naturreservat FSC-klagomål.docx
@@ -168,7 +168,7 @@
     </w:p>
     <w:p>
       <w:r>
-        <w:t>Detta klagomål behandlar höga naturvärden i avverkningsanmälan Norrbyskogens naturreservat i Haninge kommun som inkom 2026-09-05 och omfattar 85,6 ha.</w:t>
+        <w:t>Detta klagomål behandlar höga naturvärden i avverkningsanmälan Norrbyskogens naturreservat i Haninge kommun som inkom 2026-09-06 och omfattar 85,6 ha.</w:t>
       </w:r>
     </w:p>
     <w:p>
@@ -2436,7 +2436,7 @@
     <w:r>
       <w:tab/>
       <w:tab/>
-      <w:t>2026-09-05</w:t>
+      <w:t>2026-09-06</w:t>
       <w:br/>
       <w:br/>
     </w:r>

--- a/klagomål/Norrbyskogens naturreservat FSC-klagomål.docx
+++ b/klagomål/Norrbyskogens naturreservat FSC-klagomål.docx
@@ -168,7 +168,7 @@
     </w:p>
     <w:p>
       <w:r>
-        <w:t>Detta klagomål behandlar höga naturvärden i avverkningsanmälan Norrbyskogens naturreservat i Haninge kommun som inkom 2026-09-06 och omfattar 85,6 ha.</w:t>
+        <w:t>Detta klagomål behandlar höga naturvärden i avverkningsanmälan Norrbyskogens naturreservat i Haninge kommun som inkom 2026-09-07 och omfattar 85,6 ha.</w:t>
       </w:r>
     </w:p>
     <w:p>
@@ -2436,7 +2436,7 @@
     <w:r>
       <w:tab/>
       <w:tab/>
-      <w:t>2026-09-06</w:t>
+      <w:t>2026-09-07</w:t>
       <w:br/>
       <w:br/>
     </w:r>
